--- a/rapport_nosql.docx
+++ b/rapport_nosql.docx
@@ -106,12 +106,6 @@
         <w:gridCol w:w="6026"/>
       </w:tblGrid>
       <w:tr>
-        <w:tblPrEx>
-          <w:tblCellMar>
-            <w:top w:w="0" w:type="dxa"/>
-            <w:bottom w:w="0" w:type="dxa"/>
-          </w:tblCellMar>
-        </w:tblPrEx>
         <w:tc>
           <w:tcPr>
             <w:tcW w:w="3000" w:type="dxa"/>
@@ -172,12 +166,6 @@
         </w:tc>
       </w:tr>
       <w:tr>
-        <w:tblPrEx>
-          <w:tblCellMar>
-            <w:top w:w="0" w:type="dxa"/>
-            <w:bottom w:w="0" w:type="dxa"/>
-          </w:tblCellMar>
-        </w:tblPrEx>
         <w:tc>
           <w:tcPr>
             <w:tcW w:w="3000" w:type="dxa"/>
@@ -238,12 +226,6 @@
         </w:tc>
       </w:tr>
       <w:tr>
-        <w:tblPrEx>
-          <w:tblCellMar>
-            <w:top w:w="0" w:type="dxa"/>
-            <w:bottom w:w="0" w:type="dxa"/>
-          </w:tblCellMar>
-        </w:tblPrEx>
         <w:tc>
           <w:tcPr>
             <w:tcW w:w="3000" w:type="dxa"/>
@@ -304,12 +286,6 @@
         </w:tc>
       </w:tr>
       <w:tr>
-        <w:tblPrEx>
-          <w:tblCellMar>
-            <w:top w:w="0" w:type="dxa"/>
-            <w:bottom w:w="0" w:type="dxa"/>
-          </w:tblCellMar>
-        </w:tblPrEx>
         <w:tc>
           <w:tcPr>
             <w:tcW w:w="3000" w:type="dxa"/>
@@ -370,12 +346,6 @@
         </w:tc>
       </w:tr>
       <w:tr>
-        <w:tblPrEx>
-          <w:tblCellMar>
-            <w:top w:w="0" w:type="dxa"/>
-            <w:bottom w:w="0" w:type="dxa"/>
-          </w:tblCellMar>
-        </w:tblPrEx>
         <w:tc>
           <w:tcPr>
             <w:tcW w:w="3000" w:type="dxa"/>
@@ -580,12 +550,6 @@
         <w:gridCol w:w="6026"/>
       </w:tblGrid>
       <w:tr>
-        <w:tblPrEx>
-          <w:tblCellMar>
-            <w:top w:w="0" w:type="dxa"/>
-            <w:bottom w:w="0" w:type="dxa"/>
-          </w:tblCellMar>
-        </w:tblPrEx>
         <w:tc>
           <w:tcPr>
             <w:tcW w:w="3000" w:type="dxa"/>
@@ -646,12 +610,6 @@
         </w:tc>
       </w:tr>
       <w:tr>
-        <w:tblPrEx>
-          <w:tblCellMar>
-            <w:top w:w="0" w:type="dxa"/>
-            <w:bottom w:w="0" w:type="dxa"/>
-          </w:tblCellMar>
-        </w:tblPrEx>
         <w:tc>
           <w:tcPr>
             <w:tcW w:w="3000" w:type="dxa"/>
@@ -721,12 +679,6 @@
         </w:tc>
       </w:tr>
       <w:tr>
-        <w:tblPrEx>
-          <w:tblCellMar>
-            <w:top w:w="0" w:type="dxa"/>
-            <w:bottom w:w="0" w:type="dxa"/>
-          </w:tblCellMar>
-        </w:tblPrEx>
         <w:tc>
           <w:tcPr>
             <w:tcW w:w="3000" w:type="dxa"/>
@@ -793,12 +745,6 @@
         </w:tc>
       </w:tr>
       <w:tr>
-        <w:tblPrEx>
-          <w:tblCellMar>
-            <w:top w:w="0" w:type="dxa"/>
-            <w:bottom w:w="0" w:type="dxa"/>
-          </w:tblCellMar>
-        </w:tblPrEx>
         <w:tc>
           <w:tcPr>
             <w:tcW w:w="3000" w:type="dxa"/>
@@ -865,12 +811,6 @@
         </w:tc>
       </w:tr>
       <w:tr>
-        <w:tblPrEx>
-          <w:tblCellMar>
-            <w:top w:w="0" w:type="dxa"/>
-            <w:bottom w:w="0" w:type="dxa"/>
-          </w:tblCellMar>
-        </w:tblPrEx>
         <w:tc>
           <w:tcPr>
             <w:tcW w:w="3000" w:type="dxa"/>
@@ -991,6 +931,46 @@
           <w:lang w:val="fr-FR"/>
         </w:rPr>
       </w:pPr>
+      <w:r>
+        <w:rPr>
+          <w:lang w:val="fr-FR"/>
+        </w:rPr>
+        <w:drawing>
+          <wp:inline distT="0" distB="0" distL="0" distR="0" wp14:anchorId="4D6AE652" wp14:editId="5D9C3C55">
+            <wp:extent cx="5731510" cy="3098165"/>
+            <wp:effectExtent l="0" t="0" r="2540" b="6985"/>
+            <wp:docPr id="1654075723" name="Picture 1"/>
+            <wp:cNvGraphicFramePr>
+              <a:graphicFrameLocks xmlns:a="http://schemas.openxmlformats.org/drawingml/2006/main" noChangeAspect="1"/>
+            </wp:cNvGraphicFramePr>
+            <a:graphic xmlns:a="http://schemas.openxmlformats.org/drawingml/2006/main">
+              <a:graphicData uri="http://schemas.openxmlformats.org/drawingml/2006/picture">
+                <pic:pic xmlns:pic="http://schemas.openxmlformats.org/drawingml/2006/picture">
+                  <pic:nvPicPr>
+                    <pic:cNvPr id="1654075723" name=""/>
+                    <pic:cNvPicPr/>
+                  </pic:nvPicPr>
+                  <pic:blipFill>
+                    <a:blip r:embed="rId5"/>
+                    <a:stretch>
+                      <a:fillRect/>
+                    </a:stretch>
+                  </pic:blipFill>
+                  <pic:spPr>
+                    <a:xfrm>
+                      <a:off x="0" y="0"/>
+                      <a:ext cx="5731510" cy="3098165"/>
+                    </a:xfrm>
+                    <a:prstGeom prst="rect">
+                      <a:avLst/>
+                    </a:prstGeom>
+                  </pic:spPr>
+                </pic:pic>
+              </a:graphicData>
+            </a:graphic>
+          </wp:inline>
+        </w:drawing>
+      </w:r>
     </w:p>
     <w:p>
       <w:pPr>
@@ -1237,12 +1217,6 @@
         <w:gridCol w:w="9026"/>
       </w:tblGrid>
       <w:tr>
-        <w:tblPrEx>
-          <w:tblCellMar>
-            <w:top w:w="0" w:type="dxa"/>
-            <w:bottom w:w="0" w:type="dxa"/>
-          </w:tblCellMar>
-        </w:tblPrEx>
         <w:tc>
           <w:tcPr>
             <w:tcW w:w="9026" w:type="dxa"/>
@@ -1273,12 +1247,6 @@
         </w:tc>
       </w:tr>
       <w:tr>
-        <w:tblPrEx>
-          <w:tblCellMar>
-            <w:top w:w="0" w:type="dxa"/>
-            <w:bottom w:w="0" w:type="dxa"/>
-          </w:tblCellMar>
-        </w:tblPrEx>
         <w:tc>
           <w:tcPr>
             <w:tcW w:w="9026" w:type="dxa"/>
@@ -1315,12 +1283,6 @@
         </w:tc>
       </w:tr>
       <w:tr>
-        <w:tblPrEx>
-          <w:tblCellMar>
-            <w:top w:w="0" w:type="dxa"/>
-            <w:bottom w:w="0" w:type="dxa"/>
-          </w:tblCellMar>
-        </w:tblPrEx>
         <w:tc>
           <w:tcPr>
             <w:tcW w:w="9026" w:type="dxa"/>
@@ -1360,12 +1322,6 @@
         </w:tc>
       </w:tr>
       <w:tr>
-        <w:tblPrEx>
-          <w:tblCellMar>
-            <w:top w:w="0" w:type="dxa"/>
-            <w:bottom w:w="0" w:type="dxa"/>
-          </w:tblCellMar>
-        </w:tblPrEx>
         <w:tc>
           <w:tcPr>
             <w:tcW w:w="9026" w:type="dxa"/>
@@ -1396,12 +1352,6 @@
         </w:tc>
       </w:tr>
       <w:tr>
-        <w:tblPrEx>
-          <w:tblCellMar>
-            <w:top w:w="0" w:type="dxa"/>
-            <w:bottom w:w="0" w:type="dxa"/>
-          </w:tblCellMar>
-        </w:tblPrEx>
         <w:tc>
           <w:tcPr>
             <w:tcW w:w="9026" w:type="dxa"/>
@@ -1690,12 +1640,6 @@
         <w:gridCol w:w="9026"/>
       </w:tblGrid>
       <w:tr>
-        <w:tblPrEx>
-          <w:tblCellMar>
-            <w:top w:w="0" w:type="dxa"/>
-            <w:bottom w:w="0" w:type="dxa"/>
-          </w:tblCellMar>
-        </w:tblPrEx>
         <w:tc>
           <w:tcPr>
             <w:tcW w:w="9026" w:type="dxa"/>
@@ -1732,12 +1676,6 @@
         </w:tc>
       </w:tr>
       <w:tr>
-        <w:tblPrEx>
-          <w:tblCellMar>
-            <w:top w:w="0" w:type="dxa"/>
-            <w:bottom w:w="0" w:type="dxa"/>
-          </w:tblCellMar>
-        </w:tblPrEx>
         <w:tc>
           <w:tcPr>
             <w:tcW w:w="9026" w:type="dxa"/>
@@ -1774,12 +1712,6 @@
         </w:tc>
       </w:tr>
       <w:tr>
-        <w:tblPrEx>
-          <w:tblCellMar>
-            <w:top w:w="0" w:type="dxa"/>
-            <w:bottom w:w="0" w:type="dxa"/>
-          </w:tblCellMar>
-        </w:tblPrEx>
         <w:tc>
           <w:tcPr>
             <w:tcW w:w="9026" w:type="dxa"/>
@@ -1838,6 +1770,9 @@
         </w:rPr>
       </w:pPr>
       <w:r>
+        <w:rPr>
+          <w:noProof/>
+        </w:rPr>
         <w:drawing>
           <wp:inline distT="0" distB="0" distL="0" distR="0" wp14:anchorId="18221137" wp14:editId="085092B3">
             <wp:extent cx="5731510" cy="2395855"/>
@@ -1854,7 +1789,7 @@
                     <pic:cNvPicPr/>
                   </pic:nvPicPr>
                   <pic:blipFill>
-                    <a:blip r:embed="rId5"/>
+                    <a:blip r:embed="rId6"/>
                     <a:stretch>
                       <a:fillRect/>
                     </a:stretch>
@@ -1986,6 +1921,7 @@
           <w:szCs w:val="18"/>
           <w:lang w:val="fr-FR"/>
         </w:rPr>
+        <w:lastRenderedPageBreak/>
         <w:t>multi.hSet('commande:c1', 'statut', 'assignee');</w:t>
       </w:r>
     </w:p>
@@ -2137,12 +2073,6 @@
         <w:gridCol w:w="9026"/>
       </w:tblGrid>
       <w:tr>
-        <w:tblPrEx>
-          <w:tblCellMar>
-            <w:top w:w="0" w:type="dxa"/>
-            <w:bottom w:w="0" w:type="dxa"/>
-          </w:tblCellMar>
-        </w:tblPrEx>
         <w:tc>
           <w:tcPr>
             <w:tcW w:w="9026" w:type="dxa"/>
@@ -2173,12 +2103,6 @@
         </w:tc>
       </w:tr>
       <w:tr>
-        <w:tblPrEx>
-          <w:tblCellMar>
-            <w:top w:w="0" w:type="dxa"/>
-            <w:bottom w:w="0" w:type="dxa"/>
-          </w:tblCellMar>
-        </w:tblPrEx>
         <w:tc>
           <w:tcPr>
             <w:tcW w:w="9026" w:type="dxa"/>
@@ -2215,12 +2139,6 @@
         </w:tc>
       </w:tr>
       <w:tr>
-        <w:tblPrEx>
-          <w:tblCellMar>
-            <w:top w:w="0" w:type="dxa"/>
-            <w:bottom w:w="0" w:type="dxa"/>
-          </w:tblCellMar>
-        </w:tblPrEx>
         <w:tc>
           <w:tcPr>
             <w:tcW w:w="9026" w:type="dxa"/>
@@ -2257,12 +2175,6 @@
         </w:tc>
       </w:tr>
       <w:tr>
-        <w:tblPrEx>
-          <w:tblCellMar>
-            <w:top w:w="0" w:type="dxa"/>
-            <w:bottom w:w="0" w:type="dxa"/>
-          </w:tblCellMar>
-        </w:tblPrEx>
         <w:tc>
           <w:tcPr>
             <w:tcW w:w="9026" w:type="dxa"/>
@@ -2305,9 +2217,9 @@
       </w:pPr>
       <w:r>
         <w:rPr>
-          <w:lang w:val="fr-FR"/>
-        </w:rPr>
-        <w:lastRenderedPageBreak/>
+          <w:noProof/>
+          <w:lang w:val="fr-FR"/>
+        </w:rPr>
         <w:drawing>
           <wp:inline distT="0" distB="0" distL="0" distR="0" wp14:anchorId="1B0F9151" wp14:editId="2C995E34">
             <wp:extent cx="5731510" cy="2912745"/>
@@ -2324,7 +2236,7 @@
                     <pic:cNvPicPr/>
                   </pic:nvPicPr>
                   <pic:blipFill>
-                    <a:blip r:embed="rId6"/>
+                    <a:blip r:embed="rId7"/>
                     <a:stretch>
                       <a:fillRect/>
                     </a:stretch>
@@ -2482,12 +2394,6 @@
         <w:gridCol w:w="9026"/>
       </w:tblGrid>
       <w:tr>
-        <w:tblPrEx>
-          <w:tblCellMar>
-            <w:top w:w="0" w:type="dxa"/>
-            <w:bottom w:w="0" w:type="dxa"/>
-          </w:tblCellMar>
-        </w:tblPrEx>
         <w:tc>
           <w:tcPr>
             <w:tcW w:w="9026" w:type="dxa"/>
@@ -2524,12 +2430,6 @@
         </w:tc>
       </w:tr>
       <w:tr>
-        <w:tblPrEx>
-          <w:tblCellMar>
-            <w:top w:w="0" w:type="dxa"/>
-            <w:bottom w:w="0" w:type="dxa"/>
-          </w:tblCellMar>
-        </w:tblPrEx>
         <w:tc>
           <w:tcPr>
             <w:tcW w:w="9026" w:type="dxa"/>
@@ -2560,12 +2460,6 @@
         </w:tc>
       </w:tr>
       <w:tr>
-        <w:tblPrEx>
-          <w:tblCellMar>
-            <w:top w:w="0" w:type="dxa"/>
-            <w:bottom w:w="0" w:type="dxa"/>
-          </w:tblCellMar>
-        </w:tblPrEx>
         <w:tc>
           <w:tcPr>
             <w:tcW w:w="9026" w:type="dxa"/>
@@ -2625,8 +2519,10 @@
       </w:pPr>
       <w:r>
         <w:rPr>
-          <w:lang w:val="fr-FR"/>
-        </w:rPr>
+          <w:noProof/>
+          <w:lang w:val="fr-FR"/>
+        </w:rPr>
+        <w:lastRenderedPageBreak/>
         <w:drawing>
           <wp:inline distT="0" distB="0" distL="0" distR="0" wp14:anchorId="70742039" wp14:editId="7340036C">
             <wp:extent cx="5731510" cy="1625600"/>
@@ -2643,7 +2539,7 @@
                     <pic:cNvPicPr/>
                   </pic:nvPicPr>
                   <pic:blipFill>
-                    <a:blip r:embed="rId7"/>
+                    <a:blip r:embed="rId8"/>
                     <a:stretch>
                       <a:fillRect/>
                     </a:stretch>
@@ -2755,7 +2651,6 @@
           <w:szCs w:val="18"/>
           <w:lang w:val="fr-FR"/>
         </w:rPr>
-        <w:lastRenderedPageBreak/>
         <w:t>const multi = redisClient.multi();</w:t>
       </w:r>
     </w:p>
@@ -2927,12 +2822,6 @@
         <w:gridCol w:w="9026"/>
       </w:tblGrid>
       <w:tr>
-        <w:tblPrEx>
-          <w:tblCellMar>
-            <w:top w:w="0" w:type="dxa"/>
-            <w:bottom w:w="0" w:type="dxa"/>
-          </w:tblCellMar>
-        </w:tblPrEx>
         <w:tc>
           <w:tcPr>
             <w:tcW w:w="9026" w:type="dxa"/>
@@ -2963,12 +2852,6 @@
         </w:tc>
       </w:tr>
       <w:tr>
-        <w:tblPrEx>
-          <w:tblCellMar>
-            <w:top w:w="0" w:type="dxa"/>
-            <w:bottom w:w="0" w:type="dxa"/>
-          </w:tblCellMar>
-        </w:tblPrEx>
         <w:tc>
           <w:tcPr>
             <w:tcW w:w="9026" w:type="dxa"/>
@@ -3017,6 +2900,7 @@
       </w:pPr>
       <w:r>
         <w:rPr>
+          <w:noProof/>
           <w:lang w:val="fr-FR"/>
         </w:rPr>
         <w:drawing>
@@ -3035,7 +2919,7 @@
                     <pic:cNvPicPr/>
                   </pic:nvPicPr>
                   <pic:blipFill>
-                    <a:blip r:embed="rId8"/>
+                    <a:blip r:embed="rId9"/>
                     <a:stretch>
                       <a:fillRect/>
                     </a:stretch>
@@ -3123,6 +3007,7 @@
           <w:sz w:val="20"/>
           <w:szCs w:val="20"/>
         </w:rPr>
+        <w:lastRenderedPageBreak/>
         <w:t>Resultat obtenu :</w:t>
       </w:r>
     </w:p>
@@ -3147,12 +3032,6 @@
         <w:gridCol w:w="9026"/>
       </w:tblGrid>
       <w:tr>
-        <w:tblPrEx>
-          <w:tblCellMar>
-            <w:top w:w="0" w:type="dxa"/>
-            <w:bottom w:w="0" w:type="dxa"/>
-          </w:tblCellMar>
-        </w:tblPrEx>
         <w:tc>
           <w:tcPr>
             <w:tcW w:w="9026" w:type="dxa"/>
@@ -3183,12 +3062,6 @@
         </w:tc>
       </w:tr>
       <w:tr>
-        <w:tblPrEx>
-          <w:tblCellMar>
-            <w:top w:w="0" w:type="dxa"/>
-            <w:bottom w:w="0" w:type="dxa"/>
-          </w:tblCellMar>
-        </w:tblPrEx>
         <w:tc>
           <w:tcPr>
             <w:tcW w:w="9026" w:type="dxa"/>
@@ -3219,12 +3092,6 @@
         </w:tc>
       </w:tr>
       <w:tr>
-        <w:tblPrEx>
-          <w:tblCellMar>
-            <w:top w:w="0" w:type="dxa"/>
-            <w:bottom w:w="0" w:type="dxa"/>
-          </w:tblCellMar>
-        </w:tblPrEx>
         <w:tc>
           <w:tcPr>
             <w:tcW w:w="9026" w:type="dxa"/>
@@ -3246,12 +3113,6 @@
         </w:tc>
       </w:tr>
       <w:tr>
-        <w:tblPrEx>
-          <w:tblCellMar>
-            <w:top w:w="0" w:type="dxa"/>
-            <w:bottom w:w="0" w:type="dxa"/>
-          </w:tblCellMar>
-        </w:tblPrEx>
         <w:tc>
           <w:tcPr>
             <w:tcW w:w="9026" w:type="dxa"/>
@@ -3282,12 +3143,6 @@
         </w:tc>
       </w:tr>
       <w:tr>
-        <w:tblPrEx>
-          <w:tblCellMar>
-            <w:top w:w="0" w:type="dxa"/>
-            <w:bottom w:w="0" w:type="dxa"/>
-          </w:tblCellMar>
-        </w:tblPrEx>
         <w:tc>
           <w:tcPr>
             <w:tcW w:w="9026" w:type="dxa"/>
@@ -3324,12 +3179,6 @@
         </w:tc>
       </w:tr>
       <w:tr>
-        <w:tblPrEx>
-          <w:tblCellMar>
-            <w:top w:w="0" w:type="dxa"/>
-            <w:bottom w:w="0" w:type="dxa"/>
-          </w:tblCellMar>
-        </w:tblPrEx>
         <w:tc>
           <w:tcPr>
             <w:tcW w:w="9026" w:type="dxa"/>
@@ -3366,12 +3215,6 @@
         </w:tc>
       </w:tr>
       <w:tr>
-        <w:tblPrEx>
-          <w:tblCellMar>
-            <w:top w:w="0" w:type="dxa"/>
-            <w:bottom w:w="0" w:type="dxa"/>
-          </w:tblCellMar>
-        </w:tblPrEx>
         <w:tc>
           <w:tcPr>
             <w:tcW w:w="9026" w:type="dxa"/>
@@ -3408,12 +3251,6 @@
         </w:tc>
       </w:tr>
       <w:tr>
-        <w:tblPrEx>
-          <w:tblCellMar>
-            <w:top w:w="0" w:type="dxa"/>
-            <w:bottom w:w="0" w:type="dxa"/>
-          </w:tblCellMar>
-        </w:tblPrEx>
         <w:tc>
           <w:tcPr>
             <w:tcW w:w="9026" w:type="dxa"/>
@@ -3453,12 +3290,6 @@
         </w:tc>
       </w:tr>
       <w:tr>
-        <w:tblPrEx>
-          <w:tblCellMar>
-            <w:top w:w="0" w:type="dxa"/>
-            <w:bottom w:w="0" w:type="dxa"/>
-          </w:tblCellMar>
-        </w:tblPrEx>
         <w:tc>
           <w:tcPr>
             <w:tcW w:w="9026" w:type="dxa"/>
@@ -3480,12 +3311,6 @@
         </w:tc>
       </w:tr>
       <w:tr>
-        <w:tblPrEx>
-          <w:tblCellMar>
-            <w:top w:w="0" w:type="dxa"/>
-            <w:bottom w:w="0" w:type="dxa"/>
-          </w:tblCellMar>
-        </w:tblPrEx>
         <w:tc>
           <w:tcPr>
             <w:tcW w:w="9026" w:type="dxa"/>
@@ -3516,12 +3341,6 @@
         </w:tc>
       </w:tr>
       <w:tr>
-        <w:tblPrEx>
-          <w:tblCellMar>
-            <w:top w:w="0" w:type="dxa"/>
-            <w:bottom w:w="0" w:type="dxa"/>
-          </w:tblCellMar>
-        </w:tblPrEx>
         <w:tc>
           <w:tcPr>
             <w:tcW w:w="9026" w:type="dxa"/>
@@ -3552,12 +3371,6 @@
         </w:tc>
       </w:tr>
       <w:tr>
-        <w:tblPrEx>
-          <w:tblCellMar>
-            <w:top w:w="0" w:type="dxa"/>
-            <w:bottom w:w="0" w:type="dxa"/>
-          </w:tblCellMar>
-        </w:tblPrEx>
         <w:tc>
           <w:tcPr>
             <w:tcW w:w="9026" w:type="dxa"/>
@@ -3593,6 +3406,9 @@
         <w:br w:type="page"/>
       </w:r>
       <w:r>
+        <w:rPr>
+          <w:noProof/>
+        </w:rPr>
         <w:lastRenderedPageBreak/>
         <w:drawing>
           <wp:inline distT="0" distB="0" distL="0" distR="0" wp14:anchorId="7EEB7DD4" wp14:editId="13E199D5">
@@ -3610,7 +3426,7 @@
                     <pic:cNvPicPr/>
                   </pic:nvPicPr>
                   <pic:blipFill>
-                    <a:blip r:embed="rId9"/>
+                    <a:blip r:embed="rId10"/>
                     <a:stretch>
                       <a:fillRect/>
                     </a:stretch>
@@ -3915,12 +3731,6 @@
         <w:gridCol w:w="9026"/>
       </w:tblGrid>
       <w:tr>
-        <w:tblPrEx>
-          <w:tblCellMar>
-            <w:top w:w="0" w:type="dxa"/>
-            <w:bottom w:w="0" w:type="dxa"/>
-          </w:tblCellMar>
-        </w:tblPrEx>
         <w:tc>
           <w:tcPr>
             <w:tcW w:w="9026" w:type="dxa"/>
@@ -3951,12 +3761,6 @@
         </w:tc>
       </w:tr>
       <w:tr>
-        <w:tblPrEx>
-          <w:tblCellMar>
-            <w:top w:w="0" w:type="dxa"/>
-            <w:bottom w:w="0" w:type="dxa"/>
-          </w:tblCellMar>
-        </w:tblPrEx>
         <w:tc>
           <w:tcPr>
             <w:tcW w:w="9026" w:type="dxa"/>
@@ -3987,12 +3791,6 @@
         </w:tc>
       </w:tr>
       <w:tr>
-        <w:tblPrEx>
-          <w:tblCellMar>
-            <w:top w:w="0" w:type="dxa"/>
-            <w:bottom w:w="0" w:type="dxa"/>
-          </w:tblCellMar>
-        </w:tblPrEx>
         <w:tc>
           <w:tcPr>
             <w:tcW w:w="9026" w:type="dxa"/>
@@ -4052,6 +3850,7 @@
       </w:pPr>
       <w:r>
         <w:rPr>
+          <w:noProof/>
           <w:lang w:val="fr-FR"/>
         </w:rPr>
         <w:lastRenderedPageBreak/>
@@ -4071,7 +3870,7 @@
                     <pic:cNvPicPr/>
                   </pic:nvPicPr>
                   <pic:blipFill>
-                    <a:blip r:embed="rId10"/>
+                    <a:blip r:embed="rId11"/>
                     <a:stretch>
                       <a:fillRect/>
                     </a:stretch>
@@ -4285,12 +4084,6 @@
         <w:gridCol w:w="9026"/>
       </w:tblGrid>
       <w:tr>
-        <w:tblPrEx>
-          <w:tblCellMar>
-            <w:top w:w="0" w:type="dxa"/>
-            <w:bottom w:w="0" w:type="dxa"/>
-          </w:tblCellMar>
-        </w:tblPrEx>
         <w:tc>
           <w:tcPr>
             <w:tcW w:w="9026" w:type="dxa"/>
@@ -4327,12 +4120,6 @@
         </w:tc>
       </w:tr>
       <w:tr>
-        <w:tblPrEx>
-          <w:tblCellMar>
-            <w:top w:w="0" w:type="dxa"/>
-            <w:bottom w:w="0" w:type="dxa"/>
-          </w:tblCellMar>
-        </w:tblPrEx>
         <w:tc>
           <w:tcPr>
             <w:tcW w:w="9026" w:type="dxa"/>
@@ -4369,12 +4156,6 @@
         </w:tc>
       </w:tr>
       <w:tr>
-        <w:tblPrEx>
-          <w:tblCellMar>
-            <w:top w:w="0" w:type="dxa"/>
-            <w:bottom w:w="0" w:type="dxa"/>
-          </w:tblCellMar>
-        </w:tblPrEx>
         <w:tc>
           <w:tcPr>
             <w:tcW w:w="9026" w:type="dxa"/>
@@ -4411,12 +4192,6 @@
         </w:tc>
       </w:tr>
       <w:tr>
-        <w:tblPrEx>
-          <w:tblCellMar>
-            <w:top w:w="0" w:type="dxa"/>
-            <w:bottom w:w="0" w:type="dxa"/>
-          </w:tblCellMar>
-        </w:tblPrEx>
         <w:tc>
           <w:tcPr>
             <w:tcW w:w="9026" w:type="dxa"/>
@@ -4444,12 +4219,6 @@
         </w:tc>
       </w:tr>
       <w:tr>
-        <w:tblPrEx>
-          <w:tblCellMar>
-            <w:top w:w="0" w:type="dxa"/>
-            <w:bottom w:w="0" w:type="dxa"/>
-          </w:tblCellMar>
-        </w:tblPrEx>
         <w:tc>
           <w:tcPr>
             <w:tcW w:w="9026" w:type="dxa"/>
@@ -4480,12 +4249,6 @@
         </w:tc>
       </w:tr>
       <w:tr>
-        <w:tblPrEx>
-          <w:tblCellMar>
-            <w:top w:w="0" w:type="dxa"/>
-            <w:bottom w:w="0" w:type="dxa"/>
-          </w:tblCellMar>
-        </w:tblPrEx>
         <w:tc>
           <w:tcPr>
             <w:tcW w:w="9026" w:type="dxa"/>
@@ -4809,12 +4572,6 @@
         <w:gridCol w:w="9026"/>
       </w:tblGrid>
       <w:tr>
-        <w:tblPrEx>
-          <w:tblCellMar>
-            <w:top w:w="0" w:type="dxa"/>
-            <w:bottom w:w="0" w:type="dxa"/>
-          </w:tblCellMar>
-        </w:tblPrEx>
         <w:tc>
           <w:tcPr>
             <w:tcW w:w="9026" w:type="dxa"/>
@@ -4851,12 +4608,6 @@
         </w:tc>
       </w:tr>
       <w:tr>
-        <w:tblPrEx>
-          <w:tblCellMar>
-            <w:top w:w="0" w:type="dxa"/>
-            <w:bottom w:w="0" w:type="dxa"/>
-          </w:tblCellMar>
-        </w:tblPrEx>
         <w:tc>
           <w:tcPr>
             <w:tcW w:w="9026" w:type="dxa"/>
@@ -4905,6 +4656,7 @@
       </w:pPr>
       <w:r>
         <w:rPr>
+          <w:noProof/>
           <w:lang w:val="fr-FR"/>
         </w:rPr>
         <w:drawing>
@@ -4923,7 +4675,7 @@
                     <pic:cNvPicPr/>
                   </pic:nvPicPr>
                   <pic:blipFill>
-                    <a:blip r:embed="rId11"/>
+                    <a:blip r:embed="rId12"/>
                     <a:stretch>
                       <a:fillRect/>
                     </a:stretch>
@@ -5187,12 +4939,6 @@
         <w:gridCol w:w="9026"/>
       </w:tblGrid>
       <w:tr>
-        <w:tblPrEx>
-          <w:tblCellMar>
-            <w:top w:w="0" w:type="dxa"/>
-            <w:bottom w:w="0" w:type="dxa"/>
-          </w:tblCellMar>
-        </w:tblPrEx>
         <w:tc>
           <w:tcPr>
             <w:tcW w:w="9026" w:type="dxa"/>
@@ -5229,12 +4975,6 @@
         </w:tc>
       </w:tr>
       <w:tr>
-        <w:tblPrEx>
-          <w:tblCellMar>
-            <w:top w:w="0" w:type="dxa"/>
-            <w:bottom w:w="0" w:type="dxa"/>
-          </w:tblCellMar>
-        </w:tblPrEx>
         <w:tc>
           <w:tcPr>
             <w:tcW w:w="9026" w:type="dxa"/>
@@ -5456,12 +5196,6 @@
         <w:gridCol w:w="9026"/>
       </w:tblGrid>
       <w:tr>
-        <w:tblPrEx>
-          <w:tblCellMar>
-            <w:top w:w="0" w:type="dxa"/>
-            <w:bottom w:w="0" w:type="dxa"/>
-          </w:tblCellMar>
-        </w:tblPrEx>
         <w:tc>
           <w:tcPr>
             <w:tcW w:w="9026" w:type="dxa"/>
@@ -5492,12 +5226,6 @@
         </w:tc>
       </w:tr>
       <w:tr>
-        <w:tblPrEx>
-          <w:tblCellMar>
-            <w:top w:w="0" w:type="dxa"/>
-            <w:bottom w:w="0" w:type="dxa"/>
-          </w:tblCellMar>
-        </w:tblPrEx>
         <w:tc>
           <w:tcPr>
             <w:tcW w:w="9026" w:type="dxa"/>
@@ -5528,12 +5256,6 @@
         </w:tc>
       </w:tr>
       <w:tr>
-        <w:tblPrEx>
-          <w:tblCellMar>
-            <w:top w:w="0" w:type="dxa"/>
-            <w:bottom w:w="0" w:type="dxa"/>
-          </w:tblCellMar>
-        </w:tblPrEx>
         <w:tc>
           <w:tcPr>
             <w:tcW w:w="9026" w:type="dxa"/>
@@ -5564,12 +5286,6 @@
         </w:tc>
       </w:tr>
       <w:tr>
-        <w:tblPrEx>
-          <w:tblCellMar>
-            <w:top w:w="0" w:type="dxa"/>
-            <w:bottom w:w="0" w:type="dxa"/>
-          </w:tblCellMar>
-        </w:tblPrEx>
         <w:tc>
           <w:tcPr>
             <w:tcW w:w="9026" w:type="dxa"/>
@@ -5618,6 +5334,7 @@
       </w:pPr>
       <w:r>
         <w:rPr>
+          <w:noProof/>
           <w:lang w:val="fr-FR"/>
         </w:rPr>
         <w:drawing>
@@ -5636,7 +5353,7 @@
                     <pic:cNvPicPr/>
                   </pic:nvPicPr>
                   <pic:blipFill>
-                    <a:blip r:embed="rId12"/>
+                    <a:blip r:embed="rId13"/>
                     <a:stretch>
                       <a:fillRect/>
                     </a:stretch>
@@ -5972,12 +5689,6 @@
         <w:gridCol w:w="9026"/>
       </w:tblGrid>
       <w:tr>
-        <w:tblPrEx>
-          <w:tblCellMar>
-            <w:top w:w="0" w:type="dxa"/>
-            <w:bottom w:w="0" w:type="dxa"/>
-          </w:tblCellMar>
-        </w:tblPrEx>
         <w:tc>
           <w:tcPr>
             <w:tcW w:w="9026" w:type="dxa"/>
@@ -6014,12 +5725,6 @@
         </w:tc>
       </w:tr>
       <w:tr>
-        <w:tblPrEx>
-          <w:tblCellMar>
-            <w:top w:w="0" w:type="dxa"/>
-            <w:bottom w:w="0" w:type="dxa"/>
-          </w:tblCellMar>
-        </w:tblPrEx>
         <w:tc>
           <w:tcPr>
             <w:tcW w:w="9026" w:type="dxa"/>
@@ -6050,12 +5755,6 @@
         </w:tc>
       </w:tr>
       <w:tr>
-        <w:tblPrEx>
-          <w:tblCellMar>
-            <w:top w:w="0" w:type="dxa"/>
-            <w:bottom w:w="0" w:type="dxa"/>
-          </w:tblCellMar>
-        </w:tblPrEx>
         <w:tc>
           <w:tcPr>
             <w:tcW w:w="9026" w:type="dxa"/>
@@ -6091,6 +5790,9 @@
         <w:br w:type="page"/>
       </w:r>
       <w:r>
+        <w:rPr>
+          <w:noProof/>
+        </w:rPr>
         <w:lastRenderedPageBreak/>
         <w:drawing>
           <wp:inline distT="0" distB="0" distL="0" distR="0" wp14:anchorId="5C46DD50" wp14:editId="6D0A26A5">
@@ -6108,7 +5810,7 @@
                     <pic:cNvPicPr/>
                   </pic:nvPicPr>
                   <pic:blipFill>
-                    <a:blip r:embed="rId13"/>
+                    <a:blip r:embed="rId14"/>
                     <a:stretch>
                       <a:fillRect/>
                     </a:stretch>
@@ -6405,12 +6107,6 @@
         <w:gridCol w:w="9026"/>
       </w:tblGrid>
       <w:tr>
-        <w:tblPrEx>
-          <w:tblCellMar>
-            <w:top w:w="0" w:type="dxa"/>
-            <w:bottom w:w="0" w:type="dxa"/>
-          </w:tblCellMar>
-        </w:tblPrEx>
         <w:tc>
           <w:tcPr>
             <w:tcW w:w="9026" w:type="dxa"/>
@@ -6447,12 +6143,6 @@
         </w:tc>
       </w:tr>
       <w:tr>
-        <w:tblPrEx>
-          <w:tblCellMar>
-            <w:top w:w="0" w:type="dxa"/>
-            <w:bottom w:w="0" w:type="dxa"/>
-          </w:tblCellMar>
-        </w:tblPrEx>
         <w:tc>
           <w:tcPr>
             <w:tcW w:w="9026" w:type="dxa"/>
@@ -6501,6 +6191,7 @@
       </w:pPr>
       <w:r>
         <w:rPr>
+          <w:noProof/>
           <w:lang w:val="fr-FR"/>
         </w:rPr>
         <w:drawing>
@@ -6519,7 +6210,7 @@
                     <pic:cNvPicPr/>
                   </pic:nvPicPr>
                   <pic:blipFill>
-                    <a:blip r:embed="rId14"/>
+                    <a:blip r:embed="rId15"/>
                     <a:stretch>
                       <a:fillRect/>
                     </a:stretch>
@@ -6769,12 +6460,6 @@
         <w:gridCol w:w="9026"/>
       </w:tblGrid>
       <w:tr>
-        <w:tblPrEx>
-          <w:tblCellMar>
-            <w:top w:w="0" w:type="dxa"/>
-            <w:bottom w:w="0" w:type="dxa"/>
-          </w:tblCellMar>
-        </w:tblPrEx>
         <w:tc>
           <w:tcPr>
             <w:tcW w:w="9026" w:type="dxa"/>
@@ -6805,12 +6490,6 @@
         </w:tc>
       </w:tr>
       <w:tr>
-        <w:tblPrEx>
-          <w:tblCellMar>
-            <w:top w:w="0" w:type="dxa"/>
-            <w:bottom w:w="0" w:type="dxa"/>
-          </w:tblCellMar>
-        </w:tblPrEx>
         <w:tc>
           <w:tcPr>
             <w:tcW w:w="9026" w:type="dxa"/>
@@ -6841,12 +6520,6 @@
         </w:tc>
       </w:tr>
       <w:tr>
-        <w:tblPrEx>
-          <w:tblCellMar>
-            <w:top w:w="0" w:type="dxa"/>
-            <w:bottom w:w="0" w:type="dxa"/>
-          </w:tblCellMar>
-        </w:tblPrEx>
         <w:tc>
           <w:tcPr>
             <w:tcW w:w="9026" w:type="dxa"/>
@@ -6868,12 +6541,6 @@
         </w:tc>
       </w:tr>
       <w:tr>
-        <w:tblPrEx>
-          <w:tblCellMar>
-            <w:top w:w="0" w:type="dxa"/>
-            <w:bottom w:w="0" w:type="dxa"/>
-          </w:tblCellMar>
-        </w:tblPrEx>
         <w:tc>
           <w:tcPr>
             <w:tcW w:w="9026" w:type="dxa"/>
@@ -6910,12 +6577,6 @@
         </w:tc>
       </w:tr>
       <w:tr>
-        <w:tblPrEx>
-          <w:tblCellMar>
-            <w:top w:w="0" w:type="dxa"/>
-            <w:bottom w:w="0" w:type="dxa"/>
-          </w:tblCellMar>
-        </w:tblPrEx>
         <w:tc>
           <w:tcPr>
             <w:tcW w:w="9026" w:type="dxa"/>
@@ -6952,12 +6613,6 @@
         </w:tc>
       </w:tr>
       <w:tr>
-        <w:tblPrEx>
-          <w:tblCellMar>
-            <w:top w:w="0" w:type="dxa"/>
-            <w:bottom w:w="0" w:type="dxa"/>
-          </w:tblCellMar>
-        </w:tblPrEx>
         <w:tc>
           <w:tcPr>
             <w:tcW w:w="9026" w:type="dxa"/>
@@ -6985,12 +6640,6 @@
         </w:tc>
       </w:tr>
       <w:tr>
-        <w:tblPrEx>
-          <w:tblCellMar>
-            <w:top w:w="0" w:type="dxa"/>
-            <w:bottom w:w="0" w:type="dxa"/>
-          </w:tblCellMar>
-        </w:tblPrEx>
         <w:tc>
           <w:tcPr>
             <w:tcW w:w="9026" w:type="dxa"/>
@@ -7026,6 +6675,9 @@
         <w:br w:type="page"/>
       </w:r>
       <w:r>
+        <w:rPr>
+          <w:noProof/>
+        </w:rPr>
         <w:lastRenderedPageBreak/>
         <w:drawing>
           <wp:inline distT="0" distB="0" distL="0" distR="0" wp14:anchorId="367E78D5" wp14:editId="6BD1E7F5">
@@ -7043,7 +6695,7 @@
                     <pic:cNvPicPr/>
                   </pic:nvPicPr>
                   <pic:blipFill>
-                    <a:blip r:embed="rId15"/>
+                    <a:blip r:embed="rId16"/>
                     <a:stretch>
                       <a:fillRect/>
                     </a:stretch>
@@ -7312,12 +6964,6 @@
         <w:gridCol w:w="9026"/>
       </w:tblGrid>
       <w:tr>
-        <w:tblPrEx>
-          <w:tblCellMar>
-            <w:top w:w="0" w:type="dxa"/>
-            <w:bottom w:w="0" w:type="dxa"/>
-          </w:tblCellMar>
-        </w:tblPrEx>
         <w:tc>
           <w:tcPr>
             <w:tcW w:w="9026" w:type="dxa"/>
@@ -7348,12 +6994,6 @@
         </w:tc>
       </w:tr>
       <w:tr>
-        <w:tblPrEx>
-          <w:tblCellMar>
-            <w:top w:w="0" w:type="dxa"/>
-            <w:bottom w:w="0" w:type="dxa"/>
-          </w:tblCellMar>
-        </w:tblPrEx>
         <w:tc>
           <w:tcPr>
             <w:tcW w:w="9026" w:type="dxa"/>
@@ -7392,6 +7032,9 @@
         <w:spacing w:before="200" w:after="200"/>
       </w:pPr>
       <w:r>
+        <w:rPr>
+          <w:noProof/>
+        </w:rPr>
         <w:lastRenderedPageBreak/>
         <w:drawing>
           <wp:inline distT="0" distB="0" distL="0" distR="0" wp14:anchorId="4E06D6EF" wp14:editId="6550414D">
@@ -7409,7 +7052,7 @@
                     <pic:cNvPicPr/>
                   </pic:nvPicPr>
                   <pic:blipFill>
-                    <a:blip r:embed="rId16"/>
+                    <a:blip r:embed="rId17"/>
                     <a:stretch>
                       <a:fillRect/>
                     </a:stretch>
@@ -7654,12 +7297,6 @@
         <w:gridCol w:w="9026"/>
       </w:tblGrid>
       <w:tr>
-        <w:tblPrEx>
-          <w:tblCellMar>
-            <w:top w:w="0" w:type="dxa"/>
-            <w:bottom w:w="0" w:type="dxa"/>
-          </w:tblCellMar>
-        </w:tblPrEx>
         <w:tc>
           <w:tcPr>
             <w:tcW w:w="9026" w:type="dxa"/>
@@ -7696,12 +7333,6 @@
         </w:tc>
       </w:tr>
       <w:tr>
-        <w:tblPrEx>
-          <w:tblCellMar>
-            <w:top w:w="0" w:type="dxa"/>
-            <w:bottom w:w="0" w:type="dxa"/>
-          </w:tblCellMar>
-        </w:tblPrEx>
         <w:tc>
           <w:tcPr>
             <w:tcW w:w="9026" w:type="dxa"/>
@@ -7741,12 +7372,6 @@
         </w:tc>
       </w:tr>
       <w:tr>
-        <w:tblPrEx>
-          <w:tblCellMar>
-            <w:top w:w="0" w:type="dxa"/>
-            <w:bottom w:w="0" w:type="dxa"/>
-          </w:tblCellMar>
-        </w:tblPrEx>
         <w:tc>
           <w:tcPr>
             <w:tcW w:w="9026" w:type="dxa"/>
@@ -7768,12 +7393,6 @@
         </w:tc>
       </w:tr>
       <w:tr>
-        <w:tblPrEx>
-          <w:tblCellMar>
-            <w:top w:w="0" w:type="dxa"/>
-            <w:bottom w:w="0" w:type="dxa"/>
-          </w:tblCellMar>
-        </w:tblPrEx>
         <w:tc>
           <w:tcPr>
             <w:tcW w:w="9026" w:type="dxa"/>
@@ -7810,12 +7429,6 @@
         </w:tc>
       </w:tr>
       <w:tr>
-        <w:tblPrEx>
-          <w:tblCellMar>
-            <w:top w:w="0" w:type="dxa"/>
-            <w:bottom w:w="0" w:type="dxa"/>
-          </w:tblCellMar>
-        </w:tblPrEx>
         <w:tc>
           <w:tcPr>
             <w:tcW w:w="9026" w:type="dxa"/>
@@ -7855,12 +7468,6 @@
         </w:tc>
       </w:tr>
       <w:tr>
-        <w:tblPrEx>
-          <w:tblCellMar>
-            <w:top w:w="0" w:type="dxa"/>
-            <w:bottom w:w="0" w:type="dxa"/>
-          </w:tblCellMar>
-        </w:tblPrEx>
         <w:tc>
           <w:tcPr>
             <w:tcW w:w="9026" w:type="dxa"/>
@@ -7882,12 +7489,6 @@
         </w:tc>
       </w:tr>
       <w:tr>
-        <w:tblPrEx>
-          <w:tblCellMar>
-            <w:top w:w="0" w:type="dxa"/>
-            <w:bottom w:w="0" w:type="dxa"/>
-          </w:tblCellMar>
-        </w:tblPrEx>
         <w:tc>
           <w:tcPr>
             <w:tcW w:w="9026" w:type="dxa"/>
@@ -7936,6 +7537,7 @@
       </w:pPr>
       <w:r>
         <w:rPr>
+          <w:noProof/>
           <w:lang w:val="fr-FR"/>
         </w:rPr>
         <w:lastRenderedPageBreak/>
@@ -7955,7 +7557,7 @@
                     <pic:cNvPicPr/>
                   </pic:nvPicPr>
                   <pic:blipFill>
-                    <a:blip r:embed="rId17"/>
+                    <a:blip r:embed="rId18"/>
                     <a:stretch>
                       <a:fillRect/>
                     </a:stretch>
@@ -8124,12 +7726,6 @@
         <w:gridCol w:w="9026"/>
       </w:tblGrid>
       <w:tr>
-        <w:tblPrEx>
-          <w:tblCellMar>
-            <w:top w:w="0" w:type="dxa"/>
-            <w:bottom w:w="0" w:type="dxa"/>
-          </w:tblCellMar>
-        </w:tblPrEx>
         <w:tc>
           <w:tcPr>
             <w:tcW w:w="9026" w:type="dxa"/>
@@ -8166,12 +7762,6 @@
         </w:tc>
       </w:tr>
       <w:tr>
-        <w:tblPrEx>
-          <w:tblCellMar>
-            <w:top w:w="0" w:type="dxa"/>
-            <w:bottom w:w="0" w:type="dxa"/>
-          </w:tblCellMar>
-        </w:tblPrEx>
         <w:tc>
           <w:tcPr>
             <w:tcW w:w="9026" w:type="dxa"/>
@@ -8211,12 +7801,6 @@
         </w:tc>
       </w:tr>
       <w:tr>
-        <w:tblPrEx>
-          <w:tblCellMar>
-            <w:top w:w="0" w:type="dxa"/>
-            <w:bottom w:w="0" w:type="dxa"/>
-          </w:tblCellMar>
-        </w:tblPrEx>
         <w:tc>
           <w:tcPr>
             <w:tcW w:w="9026" w:type="dxa"/>
@@ -8247,12 +7831,6 @@
         </w:tc>
       </w:tr>
       <w:tr>
-        <w:tblPrEx>
-          <w:tblCellMar>
-            <w:top w:w="0" w:type="dxa"/>
-            <w:bottom w:w="0" w:type="dxa"/>
-          </w:tblCellMar>
-        </w:tblPrEx>
         <w:tc>
           <w:tcPr>
             <w:tcW w:w="9026" w:type="dxa"/>
@@ -8274,12 +7852,6 @@
         </w:tc>
       </w:tr>
       <w:tr>
-        <w:tblPrEx>
-          <w:tblCellMar>
-            <w:top w:w="0" w:type="dxa"/>
-            <w:bottom w:w="0" w:type="dxa"/>
-          </w:tblCellMar>
-        </w:tblPrEx>
         <w:tc>
           <w:tcPr>
             <w:tcW w:w="9026" w:type="dxa"/>
@@ -8316,12 +7888,6 @@
         </w:tc>
       </w:tr>
       <w:tr>
-        <w:tblPrEx>
-          <w:tblCellMar>
-            <w:top w:w="0" w:type="dxa"/>
-            <w:bottom w:w="0" w:type="dxa"/>
-          </w:tblCellMar>
-        </w:tblPrEx>
         <w:tc>
           <w:tcPr>
             <w:tcW w:w="9026" w:type="dxa"/>
@@ -8358,12 +7924,6 @@
         </w:tc>
       </w:tr>
       <w:tr>
-        <w:tblPrEx>
-          <w:tblCellMar>
-            <w:top w:w="0" w:type="dxa"/>
-            <w:bottom w:w="0" w:type="dxa"/>
-          </w:tblCellMar>
-        </w:tblPrEx>
         <w:tc>
           <w:tcPr>
             <w:tcW w:w="9026" w:type="dxa"/>
@@ -8402,6 +7962,9 @@
         <w:spacing w:before="200" w:after="200"/>
       </w:pPr>
       <w:r>
+        <w:rPr>
+          <w:noProof/>
+        </w:rPr>
         <w:lastRenderedPageBreak/>
         <w:drawing>
           <wp:inline distT="0" distB="0" distL="0" distR="0" wp14:anchorId="4529FBBB" wp14:editId="42CBC001">
@@ -8419,7 +7982,7 @@
                     <pic:cNvPicPr/>
                   </pic:nvPicPr>
                   <pic:blipFill>
-                    <a:blip r:embed="rId18"/>
+                    <a:blip r:embed="rId19"/>
                     <a:stretch>
                       <a:fillRect/>
                     </a:stretch>
@@ -8521,12 +8084,6 @@
         <w:gridCol w:w="9026"/>
       </w:tblGrid>
       <w:tr>
-        <w:tblPrEx>
-          <w:tblCellMar>
-            <w:top w:w="0" w:type="dxa"/>
-            <w:bottom w:w="0" w:type="dxa"/>
-          </w:tblCellMar>
-        </w:tblPrEx>
         <w:tc>
           <w:tcPr>
             <w:tcW w:w="9026" w:type="dxa"/>
@@ -8557,12 +8114,6 @@
         </w:tc>
       </w:tr>
       <w:tr>
-        <w:tblPrEx>
-          <w:tblCellMar>
-            <w:top w:w="0" w:type="dxa"/>
-            <w:bottom w:w="0" w:type="dxa"/>
-          </w:tblCellMar>
-        </w:tblPrEx>
         <w:tc>
           <w:tcPr>
             <w:tcW w:w="9026" w:type="dxa"/>
@@ -8599,12 +8150,6 @@
         </w:tc>
       </w:tr>
       <w:tr>
-        <w:tblPrEx>
-          <w:tblCellMar>
-            <w:top w:w="0" w:type="dxa"/>
-            <w:bottom w:w="0" w:type="dxa"/>
-          </w:tblCellMar>
-        </w:tblPrEx>
         <w:tc>
           <w:tcPr>
             <w:tcW w:w="9026" w:type="dxa"/>
@@ -8641,12 +8186,6 @@
         </w:tc>
       </w:tr>
       <w:tr>
-        <w:tblPrEx>
-          <w:tblCellMar>
-            <w:top w:w="0" w:type="dxa"/>
-            <w:bottom w:w="0" w:type="dxa"/>
-          </w:tblCellMar>
-        </w:tblPrEx>
         <w:tc>
           <w:tcPr>
             <w:tcW w:w="9026" w:type="dxa"/>
@@ -8674,12 +8213,6 @@
         </w:tc>
       </w:tr>
       <w:tr>
-        <w:tblPrEx>
-          <w:tblCellMar>
-            <w:top w:w="0" w:type="dxa"/>
-            <w:bottom w:w="0" w:type="dxa"/>
-          </w:tblCellMar>
-        </w:tblPrEx>
         <w:tc>
           <w:tcPr>
             <w:tcW w:w="9026" w:type="dxa"/>
@@ -8710,12 +8243,6 @@
         </w:tc>
       </w:tr>
       <w:tr>
-        <w:tblPrEx>
-          <w:tblCellMar>
-            <w:top w:w="0" w:type="dxa"/>
-            <w:bottom w:w="0" w:type="dxa"/>
-          </w:tblCellMar>
-        </w:tblPrEx>
         <w:tc>
           <w:tcPr>
             <w:tcW w:w="9026" w:type="dxa"/>
@@ -8752,12 +8279,6 @@
         </w:tc>
       </w:tr>
       <w:tr>
-        <w:tblPrEx>
-          <w:tblCellMar>
-            <w:top w:w="0" w:type="dxa"/>
-            <w:bottom w:w="0" w:type="dxa"/>
-          </w:tblCellMar>
-        </w:tblPrEx>
         <w:tc>
           <w:tcPr>
             <w:tcW w:w="9026" w:type="dxa"/>
@@ -8785,12 +8306,6 @@
         </w:tc>
       </w:tr>
       <w:tr>
-        <w:tblPrEx>
-          <w:tblCellMar>
-            <w:top w:w="0" w:type="dxa"/>
-            <w:bottom w:w="0" w:type="dxa"/>
-          </w:tblCellMar>
-        </w:tblPrEx>
         <w:tc>
           <w:tcPr>
             <w:tcW w:w="9026" w:type="dxa"/>
@@ -8827,12 +8342,6 @@
         </w:tc>
       </w:tr>
       <w:tr>
-        <w:tblPrEx>
-          <w:tblCellMar>
-            <w:top w:w="0" w:type="dxa"/>
-            <w:bottom w:w="0" w:type="dxa"/>
-          </w:tblCellMar>
-        </w:tblPrEx>
         <w:tc>
           <w:tcPr>
             <w:tcW w:w="9026" w:type="dxa"/>
@@ -8883,6 +8392,7 @@
       </w:r>
       <w:r>
         <w:rPr>
+          <w:noProof/>
           <w:lang w:val="fr-FR"/>
         </w:rPr>
         <w:lastRenderedPageBreak/>
@@ -8902,7 +8412,7 @@
                     <pic:cNvPicPr/>
                   </pic:nvPicPr>
                   <pic:blipFill>
-                    <a:blip r:embed="rId19"/>
+                    <a:blip r:embed="rId20"/>
                     <a:stretch>
                       <a:fillRect/>
                     </a:stretch>
@@ -9797,6 +9307,7 @@
   <w:style w:type="character" w:default="1" w:styleId="DefaultParagraphFont">
     <w:name w:val="Default Paragraph Font"/>
     <w:uiPriority w:val="1"/>
+    <w:semiHidden/>
     <w:unhideWhenUsed/>
   </w:style>
   <w:style w:type="table" w:default="1" w:styleId="TableNormal">
